--- a/suppl/NHANES/ml/LowMuscleMass__prediction_NHANES.docx
+++ b/suppl/NHANES/ml/LowMuscleMass__prediction_NHANES.docx
@@ -305,7 +305,12 @@
         <w:pStyle w:val="Heading1"/>
       </w:pPr>
       <w:r>
-        <w:t>Tuning results — best parameters and CV auROC</w:t>
+        <w:t>Tuning and model selection — training-partition cross-validation</w:t>
+      </w:r>
+    </w:p>
+    <w:p>
+      <w:r>
+        <w:t>Hyperparameter search and between-model selection both use these training-partition cross-validated scores. The selection criterion is CV_combined, the mean of the cross-validated auROC and auPRC. The held-out partition is not consulted at this stage.</w:t>
       </w:r>
     </w:p>
     <w:tbl>
@@ -315,14 +320,16 @@
         <w:tblLook w:firstColumn="1" w:firstRow="1" w:lastColumn="0" w:lastRow="0" w:noHBand="0" w:noVBand="1" w:val="04A0"/>
       </w:tblPr>
       <w:tblGrid>
-        <w:gridCol w:w="2880"/>
-        <w:gridCol w:w="2880"/>
-        <w:gridCol w:w="2880"/>
+        <w:gridCol w:w="1728"/>
+        <w:gridCol w:w="1728"/>
+        <w:gridCol w:w="1728"/>
+        <w:gridCol w:w="1728"/>
+        <w:gridCol w:w="1728"/>
       </w:tblGrid>
       <w:tr>
         <w:tc>
           <w:tcPr>
-            <w:tcW w:type="dxa" w:w="2880"/>
+            <w:tcW w:type="dxa" w:w="1728"/>
           </w:tcPr>
           <w:p>
             <w:r>
@@ -332,7 +339,7 @@
         </w:tc>
         <w:tc>
           <w:tcPr>
-            <w:tcW w:type="dxa" w:w="2880"/>
+            <w:tcW w:type="dxa" w:w="1728"/>
           </w:tcPr>
           <w:p>
             <w:r>
@@ -342,7 +349,27 @@
         </w:tc>
         <w:tc>
           <w:tcPr>
-            <w:tcW w:type="dxa" w:w="2880"/>
+            <w:tcW w:type="dxa" w:w="1728"/>
+          </w:tcPr>
+          <w:p>
+            <w:r>
+              <w:t>CV_auPRC</w:t>
+            </w:r>
+          </w:p>
+        </w:tc>
+        <w:tc>
+          <w:tcPr>
+            <w:tcW w:type="dxa" w:w="1728"/>
+          </w:tcPr>
+          <w:p>
+            <w:r>
+              <w:t>CV_combined</w:t>
+            </w:r>
+          </w:p>
+        </w:tc>
+        <w:tc>
+          <w:tcPr>
+            <w:tcW w:type="dxa" w:w="1728"/>
           </w:tcPr>
           <w:p>
             <w:r>
@@ -354,7 +381,7 @@
       <w:tr>
         <w:tc>
           <w:tcPr>
-            <w:tcW w:type="dxa" w:w="2880"/>
+            <w:tcW w:type="dxa" w:w="1728"/>
           </w:tcPr>
           <w:p>
             <w:r>
@@ -364,17 +391,37 @@
         </w:tc>
         <w:tc>
           <w:tcPr>
-            <w:tcW w:type="dxa" w:w="2880"/>
+            <w:tcW w:type="dxa" w:w="1728"/>
           </w:tcPr>
           <w:p>
             <w:r>
-              <w:t>0.7305</w:t>
+              <w:t>0.7304</w:t>
             </w:r>
           </w:p>
         </w:tc>
         <w:tc>
           <w:tcPr>
-            <w:tcW w:type="dxa" w:w="2880"/>
+            <w:tcW w:type="dxa" w:w="1728"/>
+          </w:tcPr>
+          <w:p>
+            <w:r>
+              <w:t>0.1286</w:t>
+            </w:r>
+          </w:p>
+        </w:tc>
+        <w:tc>
+          <w:tcPr>
+            <w:tcW w:type="dxa" w:w="1728"/>
+          </w:tcPr>
+          <w:p>
+            <w:r>
+              <w:t>0.4295</w:t>
+            </w:r>
+          </w:p>
+        </w:tc>
+        <w:tc>
+          <w:tcPr>
+            <w:tcW w:type="dxa" w:w="1728"/>
           </w:tcPr>
           <w:p>
             <w:r>
@@ -386,7 +433,7 @@
       <w:tr>
         <w:tc>
           <w:tcPr>
-            <w:tcW w:type="dxa" w:w="2880"/>
+            <w:tcW w:type="dxa" w:w="1728"/>
           </w:tcPr>
           <w:p>
             <w:r>
@@ -396,7 +443,7 @@
         </w:tc>
         <w:tc>
           <w:tcPr>
-            <w:tcW w:type="dxa" w:w="2880"/>
+            <w:tcW w:type="dxa" w:w="1728"/>
           </w:tcPr>
           <w:p>
             <w:r>
@@ -406,7 +453,27 @@
         </w:tc>
         <w:tc>
           <w:tcPr>
-            <w:tcW w:type="dxa" w:w="2880"/>
+            <w:tcW w:type="dxa" w:w="1728"/>
+          </w:tcPr>
+          <w:p>
+            <w:r>
+              <w:t>0.1</w:t>
+            </w:r>
+          </w:p>
+        </w:tc>
+        <w:tc>
+          <w:tcPr>
+            <w:tcW w:type="dxa" w:w="1728"/>
+          </w:tcPr>
+          <w:p>
+            <w:r>
+              <w:t>0.4118</w:t>
+            </w:r>
+          </w:p>
+        </w:tc>
+        <w:tc>
+          <w:tcPr>
+            <w:tcW w:type="dxa" w:w="1728"/>
           </w:tcPr>
           <w:p>
             <w:r>
@@ -418,7 +485,7 @@
       <w:tr>
         <w:tc>
           <w:tcPr>
-            <w:tcW w:type="dxa" w:w="2880"/>
+            <w:tcW w:type="dxa" w:w="1728"/>
           </w:tcPr>
           <w:p>
             <w:r>
@@ -428,7 +495,7 @@
         </w:tc>
         <w:tc>
           <w:tcPr>
-            <w:tcW w:type="dxa" w:w="2880"/>
+            <w:tcW w:type="dxa" w:w="1728"/>
           </w:tcPr>
           <w:p>
             <w:r>
@@ -438,7 +505,27 @@
         </w:tc>
         <w:tc>
           <w:tcPr>
-            <w:tcW w:type="dxa" w:w="2880"/>
+            <w:tcW w:type="dxa" w:w="1728"/>
+          </w:tcPr>
+          <w:p>
+            <w:r>
+              <w:t>0.109</w:t>
+            </w:r>
+          </w:p>
+        </w:tc>
+        <w:tc>
+          <w:tcPr>
+            <w:tcW w:type="dxa" w:w="1728"/>
+          </w:tcPr>
+          <w:p>
+            <w:r>
+              <w:t>0.4253</w:t>
+            </w:r>
+          </w:p>
+        </w:tc>
+        <w:tc>
+          <w:tcPr>
+            <w:tcW w:type="dxa" w:w="1728"/>
           </w:tcPr>
           <w:p>
             <w:r>
@@ -453,7 +540,12 @@
         <w:pStyle w:val="Heading1"/>
       </w:pPr>
       <w:r>
-        <w:t>Full performance metrics (test set)</w:t>
+        <w:t>Held-out performance metrics</w:t>
+      </w:r>
+    </w:p>
+    <w:p>
+      <w:r>
+        <w:t>Reported for every candidate for transparency; only the model selected by CV_combined above is the prespecified final model. Rows are ordered by the CV selection criterion.</w:t>
       </w:r>
     </w:p>
     <w:tbl>
@@ -463,30 +555,31 @@
         <w:tblLook w:firstColumn="1" w:firstRow="1" w:lastColumn="0" w:lastRow="0" w:noHBand="0" w:noVBand="1" w:val="04A0"/>
       </w:tblPr>
       <w:tblGrid>
-        <w:gridCol w:w="455"/>
-        <w:gridCol w:w="455"/>
-        <w:gridCol w:w="455"/>
-        <w:gridCol w:w="455"/>
-        <w:gridCol w:w="455"/>
-        <w:gridCol w:w="455"/>
-        <w:gridCol w:w="455"/>
-        <w:gridCol w:w="455"/>
-        <w:gridCol w:w="455"/>
-        <w:gridCol w:w="455"/>
-        <w:gridCol w:w="455"/>
-        <w:gridCol w:w="455"/>
-        <w:gridCol w:w="455"/>
-        <w:gridCol w:w="455"/>
-        <w:gridCol w:w="455"/>
-        <w:gridCol w:w="455"/>
-        <w:gridCol w:w="455"/>
-        <w:gridCol w:w="455"/>
-        <w:gridCol w:w="455"/>
+        <w:gridCol w:w="432"/>
+        <w:gridCol w:w="432"/>
+        <w:gridCol w:w="432"/>
+        <w:gridCol w:w="432"/>
+        <w:gridCol w:w="432"/>
+        <w:gridCol w:w="432"/>
+        <w:gridCol w:w="432"/>
+        <w:gridCol w:w="432"/>
+        <w:gridCol w:w="432"/>
+        <w:gridCol w:w="432"/>
+        <w:gridCol w:w="432"/>
+        <w:gridCol w:w="432"/>
+        <w:gridCol w:w="432"/>
+        <w:gridCol w:w="432"/>
+        <w:gridCol w:w="432"/>
+        <w:gridCol w:w="432"/>
+        <w:gridCol w:w="432"/>
+        <w:gridCol w:w="432"/>
+        <w:gridCol w:w="432"/>
+        <w:gridCol w:w="432"/>
       </w:tblGrid>
       <w:tr>
         <w:tc>
           <w:tcPr>
-            <w:tcW w:type="dxa" w:w="455"/>
+            <w:tcW w:type="dxa" w:w="432"/>
           </w:tcPr>
           <w:p>
             <w:r>
@@ -496,7 +589,17 @@
         </w:tc>
         <w:tc>
           <w:tcPr>
-            <w:tcW w:type="dxa" w:w="455"/>
+            <w:tcW w:type="dxa" w:w="432"/>
+          </w:tcPr>
+          <w:p>
+            <w:r>
+              <w:t>CV_combined</w:t>
+            </w:r>
+          </w:p>
+        </w:tc>
+        <w:tc>
+          <w:tcPr>
+            <w:tcW w:type="dxa" w:w="432"/>
           </w:tcPr>
           <w:p>
             <w:r>
@@ -506,7 +609,7 @@
         </w:tc>
         <w:tc>
           <w:tcPr>
-            <w:tcW w:type="dxa" w:w="455"/>
+            <w:tcW w:type="dxa" w:w="432"/>
           </w:tcPr>
           <w:p>
             <w:r>
@@ -516,7 +619,7 @@
         </w:tc>
         <w:tc>
           <w:tcPr>
-            <w:tcW w:type="dxa" w:w="455"/>
+            <w:tcW w:type="dxa" w:w="432"/>
           </w:tcPr>
           <w:p>
             <w:r>
@@ -526,7 +629,7 @@
         </w:tc>
         <w:tc>
           <w:tcPr>
-            <w:tcW w:type="dxa" w:w="455"/>
+            <w:tcW w:type="dxa" w:w="432"/>
           </w:tcPr>
           <w:p>
             <w:r>
@@ -536,7 +639,7 @@
         </w:tc>
         <w:tc>
           <w:tcPr>
-            <w:tcW w:type="dxa" w:w="455"/>
+            <w:tcW w:type="dxa" w:w="432"/>
           </w:tcPr>
           <w:p>
             <w:r>
@@ -546,7 +649,7 @@
         </w:tc>
         <w:tc>
           <w:tcPr>
-            <w:tcW w:type="dxa" w:w="455"/>
+            <w:tcW w:type="dxa" w:w="432"/>
           </w:tcPr>
           <w:p>
             <w:r>
@@ -556,7 +659,7 @@
         </w:tc>
         <w:tc>
           <w:tcPr>
-            <w:tcW w:type="dxa" w:w="455"/>
+            <w:tcW w:type="dxa" w:w="432"/>
           </w:tcPr>
           <w:p>
             <w:r>
@@ -566,7 +669,7 @@
         </w:tc>
         <w:tc>
           <w:tcPr>
-            <w:tcW w:type="dxa" w:w="455"/>
+            <w:tcW w:type="dxa" w:w="432"/>
           </w:tcPr>
           <w:p>
             <w:r>
@@ -576,7 +679,7 @@
         </w:tc>
         <w:tc>
           <w:tcPr>
-            <w:tcW w:type="dxa" w:w="455"/>
+            <w:tcW w:type="dxa" w:w="432"/>
           </w:tcPr>
           <w:p>
             <w:r>
@@ -586,7 +689,7 @@
         </w:tc>
         <w:tc>
           <w:tcPr>
-            <w:tcW w:type="dxa" w:w="455"/>
+            <w:tcW w:type="dxa" w:w="432"/>
           </w:tcPr>
           <w:p>
             <w:r>
@@ -596,7 +699,7 @@
         </w:tc>
         <w:tc>
           <w:tcPr>
-            <w:tcW w:type="dxa" w:w="455"/>
+            <w:tcW w:type="dxa" w:w="432"/>
           </w:tcPr>
           <w:p>
             <w:r>
@@ -606,7 +709,7 @@
         </w:tc>
         <w:tc>
           <w:tcPr>
-            <w:tcW w:type="dxa" w:w="455"/>
+            <w:tcW w:type="dxa" w:w="432"/>
           </w:tcPr>
           <w:p>
             <w:r>
@@ -616,7 +719,7 @@
         </w:tc>
         <w:tc>
           <w:tcPr>
-            <w:tcW w:type="dxa" w:w="455"/>
+            <w:tcW w:type="dxa" w:w="432"/>
           </w:tcPr>
           <w:p>
             <w:r>
@@ -626,7 +729,7 @@
         </w:tc>
         <w:tc>
           <w:tcPr>
-            <w:tcW w:type="dxa" w:w="455"/>
+            <w:tcW w:type="dxa" w:w="432"/>
           </w:tcPr>
           <w:p>
             <w:r>
@@ -636,7 +739,7 @@
         </w:tc>
         <w:tc>
           <w:tcPr>
-            <w:tcW w:type="dxa" w:w="455"/>
+            <w:tcW w:type="dxa" w:w="432"/>
           </w:tcPr>
           <w:p>
             <w:r>
@@ -646,7 +749,7 @@
         </w:tc>
         <w:tc>
           <w:tcPr>
-            <w:tcW w:type="dxa" w:w="455"/>
+            <w:tcW w:type="dxa" w:w="432"/>
           </w:tcPr>
           <w:p>
             <w:r>
@@ -656,7 +759,7 @@
         </w:tc>
         <w:tc>
           <w:tcPr>
-            <w:tcW w:type="dxa" w:w="455"/>
+            <w:tcW w:type="dxa" w:w="432"/>
           </w:tcPr>
           <w:p>
             <w:r>
@@ -666,7 +769,7 @@
         </w:tc>
         <w:tc>
           <w:tcPr>
-            <w:tcW w:type="dxa" w:w="455"/>
+            <w:tcW w:type="dxa" w:w="432"/>
           </w:tcPr>
           <w:p>
             <w:r>
@@ -678,7 +781,209 @@
       <w:tr>
         <w:tc>
           <w:tcPr>
-            <w:tcW w:type="dxa" w:w="455"/>
+            <w:tcW w:type="dxa" w:w="432"/>
+          </w:tcPr>
+          <w:p>
+            <w:r>
+              <w:t>LogisticRegression</w:t>
+            </w:r>
+          </w:p>
+        </w:tc>
+        <w:tc>
+          <w:tcPr>
+            <w:tcW w:type="dxa" w:w="432"/>
+          </w:tcPr>
+          <w:p>
+            <w:r>
+              <w:t>0.4295</w:t>
+            </w:r>
+          </w:p>
+        </w:tc>
+        <w:tc>
+          <w:tcPr>
+            <w:tcW w:type="dxa" w:w="432"/>
+          </w:tcPr>
+          <w:p>
+            <w:r>
+              <w:t>0</w:t>
+            </w:r>
+          </w:p>
+        </w:tc>
+        <w:tc>
+          <w:tcPr>
+            <w:tcW w:type="dxa" w:w="432"/>
+          </w:tcPr>
+          <w:p>
+            <w:r>
+              <w:t>1736</w:t>
+            </w:r>
+          </w:p>
+        </w:tc>
+        <w:tc>
+          <w:tcPr>
+            <w:tcW w:type="dxa" w:w="432"/>
+          </w:tcPr>
+          <w:p>
+            <w:r>
+              <w:t>0</w:t>
+            </w:r>
+          </w:p>
+        </w:tc>
+        <w:tc>
+          <w:tcPr>
+            <w:tcW w:type="dxa" w:w="432"/>
+          </w:tcPr>
+          <w:p>
+            <w:r>
+              <w:t>64</w:t>
+            </w:r>
+          </w:p>
+        </w:tc>
+        <w:tc>
+          <w:tcPr>
+            <w:tcW w:type="dxa" w:w="432"/>
+          </w:tcPr>
+          <w:p>
+            <w:r>
+              <w:t>0.0</w:t>
+            </w:r>
+          </w:p>
+        </w:tc>
+        <w:tc>
+          <w:tcPr>
+            <w:tcW w:type="dxa" w:w="432"/>
+          </w:tcPr>
+          <w:p>
+            <w:r>
+              <w:t>1.0</w:t>
+            </w:r>
+          </w:p>
+        </w:tc>
+        <w:tc>
+          <w:tcPr>
+            <w:tcW w:type="dxa" w:w="432"/>
+          </w:tcPr>
+          <w:p>
+            <w:r>
+              <w:t>nan</w:t>
+            </w:r>
+          </w:p>
+        </w:tc>
+        <w:tc>
+          <w:tcPr>
+            <w:tcW w:type="dxa" w:w="432"/>
+          </w:tcPr>
+          <w:p>
+            <w:r>
+              <w:t>0.9644</w:t>
+            </w:r>
+          </w:p>
+        </w:tc>
+        <w:tc>
+          <w:tcPr>
+            <w:tcW w:type="dxa" w:w="432"/>
+          </w:tcPr>
+          <w:p>
+            <w:r>
+              <w:t>0.9644</w:t>
+            </w:r>
+          </w:p>
+        </w:tc>
+        <w:tc>
+          <w:tcPr>
+            <w:tcW w:type="dxa" w:w="432"/>
+          </w:tcPr>
+          <w:p>
+            <w:r>
+              <w:t>0.5</w:t>
+            </w:r>
+          </w:p>
+        </w:tc>
+        <w:tc>
+          <w:tcPr>
+            <w:tcW w:type="dxa" w:w="432"/>
+          </w:tcPr>
+          <w:p>
+            <w:r>
+              <w:t>0.0</w:t>
+            </w:r>
+          </w:p>
+        </w:tc>
+        <w:tc>
+          <w:tcPr>
+            <w:tcW w:type="dxa" w:w="432"/>
+          </w:tcPr>
+          <w:p>
+            <w:r>
+              <w:t>0.0</w:t>
+            </w:r>
+          </w:p>
+        </w:tc>
+        <w:tc>
+          <w:tcPr>
+            <w:tcW w:type="dxa" w:w="432"/>
+          </w:tcPr>
+          <w:p>
+            <w:r>
+              <w:t>0.0</w:t>
+            </w:r>
+          </w:p>
+        </w:tc>
+        <w:tc>
+          <w:tcPr>
+            <w:tcW w:type="dxa" w:w="432"/>
+          </w:tcPr>
+          <w:p>
+            <w:r>
+              <w:t>0.7572</w:t>
+            </w:r>
+          </w:p>
+        </w:tc>
+        <w:tc>
+          <w:tcPr>
+            <w:tcW w:type="dxa" w:w="432"/>
+          </w:tcPr>
+          <w:p>
+            <w:r>
+              <w:t>0.1323</w:t>
+            </w:r>
+          </w:p>
+        </w:tc>
+        <w:tc>
+          <w:tcPr>
+            <w:tcW w:type="dxa" w:w="432"/>
+          </w:tcPr>
+          <w:p>
+            <w:r>
+              <w:t>0.1384</w:t>
+            </w:r>
+          </w:p>
+        </w:tc>
+        <w:tc>
+          <w:tcPr>
+            <w:tcW w:type="dxa" w:w="432"/>
+          </w:tcPr>
+          <w:p>
+            <w:r>
+              <w:t>0.0328</w:t>
+            </w:r>
+          </w:p>
+        </w:tc>
+        <w:tc>
+          <w:tcPr>
+            <w:tcW w:type="dxa" w:w="432"/>
+          </w:tcPr>
+          <w:p>
+            <w:r>
+              <w:t>0.4447</w:t>
+            </w:r>
+          </w:p>
+        </w:tc>
+      </w:tr>
+      <w:tr>
+        <w:tc>
+          <w:tcPr>
+            <w:tcW w:type="dxa" w:w="432"/>
           </w:tcPr>
           <w:p>
             <w:r>
@@ -688,7 +993,17 @@
         </w:tc>
         <w:tc>
           <w:tcPr>
-            <w:tcW w:type="dxa" w:w="455"/>
+            <w:tcW w:type="dxa" w:w="432"/>
+          </w:tcPr>
+          <w:p>
+            <w:r>
+              <w:t>0.4253</w:t>
+            </w:r>
+          </w:p>
+        </w:tc>
+        <w:tc>
+          <w:tcPr>
+            <w:tcW w:type="dxa" w:w="432"/>
           </w:tcPr>
           <w:p>
             <w:r>
@@ -698,7 +1013,7 @@
         </w:tc>
         <w:tc>
           <w:tcPr>
-            <w:tcW w:type="dxa" w:w="455"/>
+            <w:tcW w:type="dxa" w:w="432"/>
           </w:tcPr>
           <w:p>
             <w:r>
@@ -708,7 +1023,7 @@
         </w:tc>
         <w:tc>
           <w:tcPr>
-            <w:tcW w:type="dxa" w:w="455"/>
+            <w:tcW w:type="dxa" w:w="432"/>
           </w:tcPr>
           <w:p>
             <w:r>
@@ -718,7 +1033,7 @@
         </w:tc>
         <w:tc>
           <w:tcPr>
-            <w:tcW w:type="dxa" w:w="455"/>
+            <w:tcW w:type="dxa" w:w="432"/>
           </w:tcPr>
           <w:p>
             <w:r>
@@ -728,7 +1043,7 @@
         </w:tc>
         <w:tc>
           <w:tcPr>
-            <w:tcW w:type="dxa" w:w="455"/>
+            <w:tcW w:type="dxa" w:w="432"/>
           </w:tcPr>
           <w:p>
             <w:r>
@@ -738,7 +1053,7 @@
         </w:tc>
         <w:tc>
           <w:tcPr>
-            <w:tcW w:type="dxa" w:w="455"/>
+            <w:tcW w:type="dxa" w:w="432"/>
           </w:tcPr>
           <w:p>
             <w:r>
@@ -748,7 +1063,7 @@
         </w:tc>
         <w:tc>
           <w:tcPr>
-            <w:tcW w:type="dxa" w:w="455"/>
+            <w:tcW w:type="dxa" w:w="432"/>
           </w:tcPr>
           <w:p>
             <w:r>
@@ -758,7 +1073,7 @@
         </w:tc>
         <w:tc>
           <w:tcPr>
-            <w:tcW w:type="dxa" w:w="455"/>
+            <w:tcW w:type="dxa" w:w="432"/>
           </w:tcPr>
           <w:p>
             <w:r>
@@ -768,7 +1083,7 @@
         </w:tc>
         <w:tc>
           <w:tcPr>
-            <w:tcW w:type="dxa" w:w="455"/>
+            <w:tcW w:type="dxa" w:w="432"/>
           </w:tcPr>
           <w:p>
             <w:r>
@@ -778,7 +1093,7 @@
         </w:tc>
         <w:tc>
           <w:tcPr>
-            <w:tcW w:type="dxa" w:w="455"/>
+            <w:tcW w:type="dxa" w:w="432"/>
           </w:tcPr>
           <w:p>
             <w:r>
@@ -788,7 +1103,7 @@
         </w:tc>
         <w:tc>
           <w:tcPr>
-            <w:tcW w:type="dxa" w:w="455"/>
+            <w:tcW w:type="dxa" w:w="432"/>
           </w:tcPr>
           <w:p>
             <w:r>
@@ -798,7 +1113,7 @@
         </w:tc>
         <w:tc>
           <w:tcPr>
-            <w:tcW w:type="dxa" w:w="455"/>
+            <w:tcW w:type="dxa" w:w="432"/>
           </w:tcPr>
           <w:p>
             <w:r>
@@ -808,7 +1123,7 @@
         </w:tc>
         <w:tc>
           <w:tcPr>
-            <w:tcW w:type="dxa" w:w="455"/>
+            <w:tcW w:type="dxa" w:w="432"/>
           </w:tcPr>
           <w:p>
             <w:r>
@@ -818,7 +1133,7 @@
         </w:tc>
         <w:tc>
           <w:tcPr>
-            <w:tcW w:type="dxa" w:w="455"/>
+            <w:tcW w:type="dxa" w:w="432"/>
           </w:tcPr>
           <w:p>
             <w:r>
@@ -828,7 +1143,7 @@
         </w:tc>
         <w:tc>
           <w:tcPr>
-            <w:tcW w:type="dxa" w:w="455"/>
+            <w:tcW w:type="dxa" w:w="432"/>
           </w:tcPr>
           <w:p>
             <w:r>
@@ -838,7 +1153,7 @@
         </w:tc>
         <w:tc>
           <w:tcPr>
-            <w:tcW w:type="dxa" w:w="455"/>
+            <w:tcW w:type="dxa" w:w="432"/>
           </w:tcPr>
           <w:p>
             <w:r>
@@ -848,7 +1163,7 @@
         </w:tc>
         <w:tc>
           <w:tcPr>
-            <w:tcW w:type="dxa" w:w="455"/>
+            <w:tcW w:type="dxa" w:w="432"/>
           </w:tcPr>
           <w:p>
             <w:r>
@@ -858,7 +1173,7 @@
         </w:tc>
         <w:tc>
           <w:tcPr>
-            <w:tcW w:type="dxa" w:w="455"/>
+            <w:tcW w:type="dxa" w:w="432"/>
           </w:tcPr>
           <w:p>
             <w:r>
@@ -870,17 +1185,27 @@
       <w:tr>
         <w:tc>
           <w:tcPr>
-            <w:tcW w:type="dxa" w:w="455"/>
+            <w:tcW w:type="dxa" w:w="432"/>
           </w:tcPr>
           <w:p>
             <w:r>
-              <w:t>LogisticRegression</w:t>
+              <w:t>HistGradientBoosting</w:t>
             </w:r>
           </w:p>
         </w:tc>
         <w:tc>
           <w:tcPr>
-            <w:tcW w:type="dxa" w:w="455"/>
+            <w:tcW w:type="dxa" w:w="432"/>
+          </w:tcPr>
+          <w:p>
+            <w:r>
+              <w:t>0.4118</w:t>
+            </w:r>
+          </w:p>
+        </w:tc>
+        <w:tc>
+          <w:tcPr>
+            <w:tcW w:type="dxa" w:w="432"/>
           </w:tcPr>
           <w:p>
             <w:r>
@@ -890,27 +1215,27 @@
         </w:tc>
         <w:tc>
           <w:tcPr>
-            <w:tcW w:type="dxa" w:w="455"/>
+            <w:tcW w:type="dxa" w:w="432"/>
           </w:tcPr>
           <w:p>
             <w:r>
-              <w:t>1736</w:t>
+              <w:t>1734</w:t>
             </w:r>
           </w:p>
         </w:tc>
         <w:tc>
           <w:tcPr>
-            <w:tcW w:type="dxa" w:w="455"/>
+            <w:tcW w:type="dxa" w:w="432"/>
           </w:tcPr>
           <w:p>
             <w:r>
-              <w:t>0</w:t>
+              <w:t>2</w:t>
             </w:r>
           </w:p>
         </w:tc>
         <w:tc>
           <w:tcPr>
-            <w:tcW w:type="dxa" w:w="455"/>
+            <w:tcW w:type="dxa" w:w="432"/>
           </w:tcPr>
           <w:p>
             <w:r>
@@ -920,7 +1245,7 @@
         </w:tc>
         <w:tc>
           <w:tcPr>
-            <w:tcW w:type="dxa" w:w="455"/>
+            <w:tcW w:type="dxa" w:w="432"/>
           </w:tcPr>
           <w:p>
             <w:r>
@@ -930,27 +1255,27 @@
         </w:tc>
         <w:tc>
           <w:tcPr>
-            <w:tcW w:type="dxa" w:w="455"/>
+            <w:tcW w:type="dxa" w:w="432"/>
           </w:tcPr>
           <w:p>
             <w:r>
-              <w:t>1.0</w:t>
+              <w:t>0.9988</w:t>
             </w:r>
           </w:p>
         </w:tc>
         <w:tc>
           <w:tcPr>
-            <w:tcW w:type="dxa" w:w="455"/>
+            <w:tcW w:type="dxa" w:w="432"/>
           </w:tcPr>
           <w:p>
             <w:r>
-              <w:t>nan</w:t>
+              <w:t>0.0</w:t>
             </w:r>
           </w:p>
         </w:tc>
         <w:tc>
           <w:tcPr>
-            <w:tcW w:type="dxa" w:w="455"/>
+            <w:tcW w:type="dxa" w:w="432"/>
           </w:tcPr>
           <w:p>
             <w:r>
@@ -960,27 +1285,27 @@
         </w:tc>
         <w:tc>
           <w:tcPr>
-            <w:tcW w:type="dxa" w:w="455"/>
+            <w:tcW w:type="dxa" w:w="432"/>
           </w:tcPr>
           <w:p>
             <w:r>
-              <w:t>0.9644</w:t>
+              <w:t>0.9633</w:t>
             </w:r>
           </w:p>
         </w:tc>
         <w:tc>
           <w:tcPr>
-            <w:tcW w:type="dxa" w:w="455"/>
+            <w:tcW w:type="dxa" w:w="432"/>
           </w:tcPr>
           <w:p>
             <w:r>
-              <w:t>0.5</w:t>
+              <w:t>0.4994</w:t>
             </w:r>
           </w:p>
         </w:tc>
         <w:tc>
           <w:tcPr>
-            <w:tcW w:type="dxa" w:w="455"/>
+            <w:tcW w:type="dxa" w:w="432"/>
           </w:tcPr>
           <w:p>
             <w:r>
@@ -990,199 +1315,7 @@
         </w:tc>
         <w:tc>
           <w:tcPr>
-            <w:tcW w:type="dxa" w:w="455"/>
-          </w:tcPr>
-          <w:p>
-            <w:r>
-              <w:t>0.0</w:t>
-            </w:r>
-          </w:p>
-        </w:tc>
-        <w:tc>
-          <w:tcPr>
-            <w:tcW w:type="dxa" w:w="455"/>
-          </w:tcPr>
-          <w:p>
-            <w:r>
-              <w:t>0.0</w:t>
-            </w:r>
-          </w:p>
-        </w:tc>
-        <w:tc>
-          <w:tcPr>
-            <w:tcW w:type="dxa" w:w="455"/>
-          </w:tcPr>
-          <w:p>
-            <w:r>
-              <w:t>0.7572</w:t>
-            </w:r>
-          </w:p>
-        </w:tc>
-        <w:tc>
-          <w:tcPr>
-            <w:tcW w:type="dxa" w:w="455"/>
-          </w:tcPr>
-          <w:p>
-            <w:r>
-              <w:t>0.1323</w:t>
-            </w:r>
-          </w:p>
-        </w:tc>
-        <w:tc>
-          <w:tcPr>
-            <w:tcW w:type="dxa" w:w="455"/>
-          </w:tcPr>
-          <w:p>
-            <w:r>
-              <w:t>0.1384</w:t>
-            </w:r>
-          </w:p>
-        </w:tc>
-        <w:tc>
-          <w:tcPr>
-            <w:tcW w:type="dxa" w:w="455"/>
-          </w:tcPr>
-          <w:p>
-            <w:r>
-              <w:t>0.0328</w:t>
-            </w:r>
-          </w:p>
-        </w:tc>
-        <w:tc>
-          <w:tcPr>
-            <w:tcW w:type="dxa" w:w="455"/>
-          </w:tcPr>
-          <w:p>
-            <w:r>
-              <w:t>0.4447</w:t>
-            </w:r>
-          </w:p>
-        </w:tc>
-      </w:tr>
-      <w:tr>
-        <w:tc>
-          <w:tcPr>
-            <w:tcW w:type="dxa" w:w="455"/>
-          </w:tcPr>
-          <w:p>
-            <w:r>
-              <w:t>HistGradientBoosting</w:t>
-            </w:r>
-          </w:p>
-        </w:tc>
-        <w:tc>
-          <w:tcPr>
-            <w:tcW w:type="dxa" w:w="455"/>
-          </w:tcPr>
-          <w:p>
-            <w:r>
-              <w:t>0</w:t>
-            </w:r>
-          </w:p>
-        </w:tc>
-        <w:tc>
-          <w:tcPr>
-            <w:tcW w:type="dxa" w:w="455"/>
-          </w:tcPr>
-          <w:p>
-            <w:r>
-              <w:t>1734</w:t>
-            </w:r>
-          </w:p>
-        </w:tc>
-        <w:tc>
-          <w:tcPr>
-            <w:tcW w:type="dxa" w:w="455"/>
-          </w:tcPr>
-          <w:p>
-            <w:r>
-              <w:t>2</w:t>
-            </w:r>
-          </w:p>
-        </w:tc>
-        <w:tc>
-          <w:tcPr>
-            <w:tcW w:type="dxa" w:w="455"/>
-          </w:tcPr>
-          <w:p>
-            <w:r>
-              <w:t>64</w:t>
-            </w:r>
-          </w:p>
-        </w:tc>
-        <w:tc>
-          <w:tcPr>
-            <w:tcW w:type="dxa" w:w="455"/>
-          </w:tcPr>
-          <w:p>
-            <w:r>
-              <w:t>0.0</w:t>
-            </w:r>
-          </w:p>
-        </w:tc>
-        <w:tc>
-          <w:tcPr>
-            <w:tcW w:type="dxa" w:w="455"/>
-          </w:tcPr>
-          <w:p>
-            <w:r>
-              <w:t>0.9988</w:t>
-            </w:r>
-          </w:p>
-        </w:tc>
-        <w:tc>
-          <w:tcPr>
-            <w:tcW w:type="dxa" w:w="455"/>
-          </w:tcPr>
-          <w:p>
-            <w:r>
-              <w:t>0.0</w:t>
-            </w:r>
-          </w:p>
-        </w:tc>
-        <w:tc>
-          <w:tcPr>
-            <w:tcW w:type="dxa" w:w="455"/>
-          </w:tcPr>
-          <w:p>
-            <w:r>
-              <w:t>0.9644</w:t>
-            </w:r>
-          </w:p>
-        </w:tc>
-        <w:tc>
-          <w:tcPr>
-            <w:tcW w:type="dxa" w:w="455"/>
-          </w:tcPr>
-          <w:p>
-            <w:r>
-              <w:t>0.9633</w:t>
-            </w:r>
-          </w:p>
-        </w:tc>
-        <w:tc>
-          <w:tcPr>
-            <w:tcW w:type="dxa" w:w="455"/>
-          </w:tcPr>
-          <w:p>
-            <w:r>
-              <w:t>0.4994</w:t>
-            </w:r>
-          </w:p>
-        </w:tc>
-        <w:tc>
-          <w:tcPr>
-            <w:tcW w:type="dxa" w:w="455"/>
-          </w:tcPr>
-          <w:p>
-            <w:r>
-              <w:t>0.0</w:t>
-            </w:r>
-          </w:p>
-        </w:tc>
-        <w:tc>
-          <w:tcPr>
-            <w:tcW w:type="dxa" w:w="455"/>
+            <w:tcW w:type="dxa" w:w="432"/>
           </w:tcPr>
           <w:p>
             <w:r>
@@ -1192,7 +1325,7 @@
         </w:tc>
         <w:tc>
           <w:tcPr>
-            <w:tcW w:type="dxa" w:w="455"/>
+            <w:tcW w:type="dxa" w:w="432"/>
           </w:tcPr>
           <w:p>
             <w:r>
@@ -1202,7 +1335,7 @@
         </w:tc>
         <w:tc>
           <w:tcPr>
-            <w:tcW w:type="dxa" w:w="455"/>
+            <w:tcW w:type="dxa" w:w="432"/>
           </w:tcPr>
           <w:p>
             <w:r>
@@ -1212,7 +1345,7 @@
         </w:tc>
         <w:tc>
           <w:tcPr>
-            <w:tcW w:type="dxa" w:w="455"/>
+            <w:tcW w:type="dxa" w:w="432"/>
           </w:tcPr>
           <w:p>
             <w:r>
@@ -1222,7 +1355,7 @@
         </w:tc>
         <w:tc>
           <w:tcPr>
-            <w:tcW w:type="dxa" w:w="455"/>
+            <w:tcW w:type="dxa" w:w="432"/>
           </w:tcPr>
           <w:p>
             <w:r>
@@ -1232,7 +1365,7 @@
         </w:tc>
         <w:tc>
           <w:tcPr>
-            <w:tcW w:type="dxa" w:w="455"/>
+            <w:tcW w:type="dxa" w:w="432"/>
           </w:tcPr>
           <w:p>
             <w:r>
@@ -1242,7 +1375,7 @@
         </w:tc>
         <w:tc>
           <w:tcPr>
-            <w:tcW w:type="dxa" w:w="455"/>
+            <w:tcW w:type="dxa" w:w="432"/>
           </w:tcPr>
           <w:p>
             <w:r>
@@ -1301,12 +1434,12 @@
         <w:pStyle w:val="Heading1"/>
       </w:pPr>
       <w:r>
-        <w:t>Selected final model — XGBoost (combined=0.4469)</w:t>
+        <w:t>Selected final model — LogisticRegression (CV combined=0.4295; held-out auROC=0.7572)</w:t>
       </w:r>
     </w:p>
     <w:p>
       <w:r>
-        <w:t>Among 3 candidate models, XGBoost achieved the highest combined score, with an area under the receiver operating characteristic curve of 0.7583 and area under the precision-recall curve of 0.1354.</w:t>
+        <w:t>Among 3 candidate models, LogisticRegression achieved the highest cross-validated combined score (0.4295) within the training partition and was selected on that basis. Refitted on the complete training partition and evaluated once on the untouched held-out partition, it reached an area under the receiver operating characteristic curve of 0.7572 and an area under the precision-recall curve of 0.1323.</w:t>
       </w:r>
     </w:p>
     <w:p>
@@ -1465,7 +1598,7 @@
           </w:tcPr>
           <w:p>
             <w:r>
-              <w:t>15.0</w:t>
+              <w:t>9.0</w:t>
             </w:r>
           </w:p>
         </w:tc>
@@ -1475,7 +1608,7 @@
           </w:tcPr>
           <w:p>
             <w:r>
-              <w:t>1652.0</w:t>
+              <w:t>1673.0</w:t>
             </w:r>
           </w:p>
         </w:tc>
@@ -1485,7 +1618,7 @@
           </w:tcPr>
           <w:p>
             <w:r>
-              <w:t>84.0</w:t>
+              <w:t>63.0</w:t>
             </w:r>
           </w:p>
         </w:tc>
@@ -1495,7 +1628,7 @@
           </w:tcPr>
           <w:p>
             <w:r>
-              <w:t>49.0</w:t>
+              <w:t>55.0</w:t>
             </w:r>
           </w:p>
         </w:tc>
@@ -1505,7 +1638,7 @@
           </w:tcPr>
           <w:p>
             <w:r>
-              <w:t>0.234</w:t>
+              <w:t>0.141</w:t>
             </w:r>
           </w:p>
         </w:tc>
@@ -1515,7 +1648,7 @@
           </w:tcPr>
           <w:p>
             <w:r>
-              <w:t>0.952</w:t>
+              <w:t>0.964</w:t>
             </w:r>
           </w:p>
         </w:tc>
@@ -1525,7 +1658,7 @@
           </w:tcPr>
           <w:p>
             <w:r>
-              <w:t>0.152</w:t>
+              <w:t>0.125</w:t>
             </w:r>
           </w:p>
         </w:tc>
@@ -1535,7 +1668,7 @@
           </w:tcPr>
           <w:p>
             <w:r>
-              <w:t>0.971</w:t>
+              <w:t>0.968</w:t>
             </w:r>
           </w:p>
         </w:tc>
@@ -1545,7 +1678,7 @@
           </w:tcPr>
           <w:p>
             <w:r>
-              <w:t>0.184</w:t>
+              <w:t>0.132</w:t>
             </w:r>
           </w:p>
         </w:tc>
@@ -1555,7 +1688,7 @@
           </w:tcPr>
           <w:p>
             <w:r>
-              <w:t>0.926</w:t>
+              <w:t>0.934</w:t>
             </w:r>
           </w:p>
         </w:tc>
@@ -1577,118 +1710,6 @@
           </w:tcPr>
           <w:p>
             <w:r>
-              <w:t>5.0</w:t>
-            </w:r>
-          </w:p>
-        </w:tc>
-        <w:tc>
-          <w:tcPr>
-            <w:tcW w:type="dxa" w:w="785"/>
-          </w:tcPr>
-          <w:p>
-            <w:r>
-              <w:t>1717.0</w:t>
-            </w:r>
-          </w:p>
-        </w:tc>
-        <w:tc>
-          <w:tcPr>
-            <w:tcW w:type="dxa" w:w="785"/>
-          </w:tcPr>
-          <w:p>
-            <w:r>
-              <w:t>19.0</w:t>
-            </w:r>
-          </w:p>
-        </w:tc>
-        <w:tc>
-          <w:tcPr>
-            <w:tcW w:type="dxa" w:w="785"/>
-          </w:tcPr>
-          <w:p>
-            <w:r>
-              <w:t>59.0</w:t>
-            </w:r>
-          </w:p>
-        </w:tc>
-        <w:tc>
-          <w:tcPr>
-            <w:tcW w:type="dxa" w:w="785"/>
-          </w:tcPr>
-          <w:p>
-            <w:r>
-              <w:t>0.078</w:t>
-            </w:r>
-          </w:p>
-        </w:tc>
-        <w:tc>
-          <w:tcPr>
-            <w:tcW w:type="dxa" w:w="785"/>
-          </w:tcPr>
-          <w:p>
-            <w:r>
-              <w:t>0.989</w:t>
-            </w:r>
-          </w:p>
-        </w:tc>
-        <w:tc>
-          <w:tcPr>
-            <w:tcW w:type="dxa" w:w="785"/>
-          </w:tcPr>
-          <w:p>
-            <w:r>
-              <w:t>0.208</w:t>
-            </w:r>
-          </w:p>
-        </w:tc>
-        <w:tc>
-          <w:tcPr>
-            <w:tcW w:type="dxa" w:w="785"/>
-          </w:tcPr>
-          <w:p>
-            <w:r>
-              <w:t>0.967</w:t>
-            </w:r>
-          </w:p>
-        </w:tc>
-        <w:tc>
-          <w:tcPr>
-            <w:tcW w:type="dxa" w:w="785"/>
-          </w:tcPr>
-          <w:p>
-            <w:r>
-              <w:t>0.114</w:t>
-            </w:r>
-          </w:p>
-        </w:tc>
-        <w:tc>
-          <w:tcPr>
-            <w:tcW w:type="dxa" w:w="785"/>
-          </w:tcPr>
-          <w:p>
-            <w:r>
-              <w:t>0.957</w:t>
-            </w:r>
-          </w:p>
-        </w:tc>
-      </w:tr>
-      <w:tr>
-        <w:tc>
-          <w:tcPr>
-            <w:tcW w:type="dxa" w:w="785"/>
-          </w:tcPr>
-          <w:p>
-            <w:r>
-              <w:t>0.3</w:t>
-            </w:r>
-          </w:p>
-        </w:tc>
-        <w:tc>
-          <w:tcPr>
-            <w:tcW w:type="dxa" w:w="785"/>
-          </w:tcPr>
-          <w:p>
-            <w:r>
               <w:t>4.0</w:t>
             </w:r>
           </w:p>
@@ -1699,7 +1720,7 @@
           </w:tcPr>
           <w:p>
             <w:r>
-              <w:t>1731.0</w:t>
+              <w:t>1730.0</w:t>
             </w:r>
           </w:p>
         </w:tc>
@@ -1709,7 +1730,7 @@
           </w:tcPr>
           <w:p>
             <w:r>
-              <w:t>5.0</w:t>
+              <w:t>6.0</w:t>
             </w:r>
           </w:p>
         </w:tc>
@@ -1749,7 +1770,7 @@
           </w:tcPr>
           <w:p>
             <w:r>
-              <w:t>0.444</w:t>
+              <w:t>0.4</w:t>
             </w:r>
           </w:p>
         </w:tc>
@@ -1769,7 +1790,7 @@
           </w:tcPr>
           <w:p>
             <w:r>
-              <w:t>0.11</w:t>
+              <w:t>0.108</w:t>
             </w:r>
           </w:p>
         </w:tc>
@@ -1779,7 +1800,7 @@
           </w:tcPr>
           <w:p>
             <w:r>
-              <w:t>0.964</w:t>
+              <w:t>0.963</w:t>
             </w:r>
           </w:p>
         </w:tc>
@@ -1791,7 +1812,7 @@
           </w:tcPr>
           <w:p>
             <w:r>
-              <w:t>0.4</w:t>
+              <w:t>0.3</w:t>
             </w:r>
           </w:p>
         </w:tc>
@@ -1801,7 +1822,7 @@
           </w:tcPr>
           <w:p>
             <w:r>
-              <w:t>2.0</w:t>
+              <w:t>1.0</w:t>
             </w:r>
           </w:p>
         </w:tc>
@@ -1811,7 +1832,7 @@
           </w:tcPr>
           <w:p>
             <w:r>
-              <w:t>1734.0</w:t>
+              <w:t>1735.0</w:t>
             </w:r>
           </w:p>
         </w:tc>
@@ -1821,7 +1842,7 @@
           </w:tcPr>
           <w:p>
             <w:r>
-              <w:t>2.0</w:t>
+              <w:t>1.0</w:t>
             </w:r>
           </w:p>
         </w:tc>
@@ -1831,7 +1852,7 @@
           </w:tcPr>
           <w:p>
             <w:r>
-              <w:t>62.0</w:t>
+              <w:t>63.0</w:t>
             </w:r>
           </w:p>
         </w:tc>
@@ -1841,7 +1862,7 @@
           </w:tcPr>
           <w:p>
             <w:r>
-              <w:t>0.031</w:t>
+              <w:t>0.016</w:t>
             </w:r>
           </w:p>
         </w:tc>
@@ -1881,7 +1902,119 @@
           </w:tcPr>
           <w:p>
             <w:r>
-              <w:t>0.059</w:t>
+              <w:t>0.03</w:t>
+            </w:r>
+          </w:p>
+        </w:tc>
+        <w:tc>
+          <w:tcPr>
+            <w:tcW w:type="dxa" w:w="785"/>
+          </w:tcPr>
+          <w:p>
+            <w:r>
+              <w:t>0.964</w:t>
+            </w:r>
+          </w:p>
+        </w:tc>
+      </w:tr>
+      <w:tr>
+        <w:tc>
+          <w:tcPr>
+            <w:tcW w:type="dxa" w:w="785"/>
+          </w:tcPr>
+          <w:p>
+            <w:r>
+              <w:t>0.4</w:t>
+            </w:r>
+          </w:p>
+        </w:tc>
+        <w:tc>
+          <w:tcPr>
+            <w:tcW w:type="dxa" w:w="785"/>
+          </w:tcPr>
+          <w:p>
+            <w:r>
+              <w:t>0.0</w:t>
+            </w:r>
+          </w:p>
+        </w:tc>
+        <w:tc>
+          <w:tcPr>
+            <w:tcW w:type="dxa" w:w="785"/>
+          </w:tcPr>
+          <w:p>
+            <w:r>
+              <w:t>1736.0</w:t>
+            </w:r>
+          </w:p>
+        </w:tc>
+        <w:tc>
+          <w:tcPr>
+            <w:tcW w:type="dxa" w:w="785"/>
+          </w:tcPr>
+          <w:p>
+            <w:r>
+              <w:t>0.0</w:t>
+            </w:r>
+          </w:p>
+        </w:tc>
+        <w:tc>
+          <w:tcPr>
+            <w:tcW w:type="dxa" w:w="785"/>
+          </w:tcPr>
+          <w:p>
+            <w:r>
+              <w:t>64.0</w:t>
+            </w:r>
+          </w:p>
+        </w:tc>
+        <w:tc>
+          <w:tcPr>
+            <w:tcW w:type="dxa" w:w="785"/>
+          </w:tcPr>
+          <w:p>
+            <w:r>
+              <w:t>0.0</w:t>
+            </w:r>
+          </w:p>
+        </w:tc>
+        <w:tc>
+          <w:tcPr>
+            <w:tcW w:type="dxa" w:w="785"/>
+          </w:tcPr>
+          <w:p>
+            <w:r>
+              <w:t>1.0</w:t>
+            </w:r>
+          </w:p>
+        </w:tc>
+        <w:tc>
+          <w:tcPr>
+            <w:tcW w:type="dxa" w:w="785"/>
+          </w:tcPr>
+          <w:p>
+            <w:r>
+              <w:t>nan</w:t>
+            </w:r>
+          </w:p>
+        </w:tc>
+        <w:tc>
+          <w:tcPr>
+            <w:tcW w:type="dxa" w:w="785"/>
+          </w:tcPr>
+          <w:p>
+            <w:r>
+              <w:t>0.964</w:t>
+            </w:r>
+          </w:p>
+        </w:tc>
+        <w:tc>
+          <w:tcPr>
+            <w:tcW w:type="dxa" w:w="785"/>
+          </w:tcPr>
+          <w:p>
+            <w:r>
+              <w:t>0.0</w:t>
             </w:r>
           </w:p>
         </w:tc>
@@ -1923,7 +2056,7 @@
           </w:tcPr>
           <w:p>
             <w:r>
-              <w:t>1735.0</w:t>
+              <w:t>1736.0</w:t>
             </w:r>
           </w:p>
         </w:tc>
@@ -1933,7 +2066,7 @@
           </w:tcPr>
           <w:p>
             <w:r>
-              <w:t>1.0</w:t>
+              <w:t>0.0</w:t>
             </w:r>
           </w:p>
         </w:tc>
@@ -1963,7 +2096,7 @@
           </w:tcPr>
           <w:p>
             <w:r>
-              <w:t>0.999</w:t>
+              <w:t>1.0</w:t>
             </w:r>
           </w:p>
         </w:tc>
@@ -1973,7 +2106,7 @@
           </w:tcPr>
           <w:p>
             <w:r>
-              <w:t>0.0</w:t>
+              <w:t>nan</w:t>
             </w:r>
           </w:p>
         </w:tc>
@@ -2513,7 +2646,7 @@
       <w:r>
         <w:drawing>
           <wp:inline xmlns:a="http://schemas.openxmlformats.org/drawingml/2006/main" xmlns:pic="http://schemas.openxmlformats.org/drawingml/2006/picture">
-            <wp:extent cx="5486400" cy="3574093"/>
+            <wp:extent cx="5486400" cy="3489122"/>
             <wp:docPr id="3" name="Picture 3"/>
             <wp:cNvGraphicFramePr>
               <a:graphicFrameLocks noChangeAspect="1"/>
@@ -2534,7 +2667,7 @@
                   <pic:spPr>
                     <a:xfrm>
                       <a:off x="0" y="0"/>
-                      <a:ext cx="5486400" cy="3574093"/>
+                      <a:ext cx="5486400" cy="3489122"/>
                     </a:xfrm>
                     <a:prstGeom prst="rect"/>
                   </pic:spPr>
